--- a/testakten/erbrecht-patchwork-stiefgrossvater-erbfolge-karlsruhe/11_testament_armin_beate_1994_abschrift.docx
+++ b/testakten/erbrecht-patchwork-stiefgrossvater-erbfolge-karlsruhe/11_testament_armin_beate_1994_abschrift.docx
@@ -4,135 +4,357 @@
   <w:body>
     <w:p>
       <w:pPr>
-        <w:pStyle w:val="Heading1"/>
+        <w:pStyle w:val="Title"/>
+        <w:widowControl/>
       </w:pPr>
       <w:r>
         <w:rPr>
-          <w:rFonts w:ascii="Times New Roman" w:hAnsi="Times New Roman"/>
+          <w:rFonts w:ascii="Arial" w:hAnsi="Arial" w:eastAsia="Arial"/>
         </w:rPr>
         <w:t>Gemeinschaftliches Testament Armin und Beate Vogel 1994 (Abschrift)</w:t>
       </w:r>
     </w:p>
     <w:p>
       <w:pPr>
+        <w:widowControl/>
         <w:jc w:val="left"/>
       </w:pPr>
       <w:r>
+        <w:rPr>
+          <w:rFonts w:ascii="Arial" w:hAnsi="Arial" w:eastAsia="Arial"/>
+        </w:rPr>
         <w:t>Beglaubigte Abschrift aus der Nachlassakte des Amtsgerichts Karlsruhe, Geschäftszeichen 4 VI 312/26. Das Original besteht aus einem Blatt, durchgehend in einer Handschrift verfasst, von zwei Personen unterschrieben. Eingereicht von Frau Beate Vogel am 08.06.2026.</w:t>
       </w:r>
     </w:p>
-    <w:p/>
     <w:p>
       <w:pPr>
+        <w:widowControl/>
+      </w:pPr>
+    </w:p>
+    <w:p>
+      <w:pPr>
+        <w:widowControl/>
         <w:jc w:val="left"/>
       </w:pPr>
       <w:r>
+        <w:rPr>
+          <w:rFonts w:ascii="Arial" w:hAnsi="Arial" w:eastAsia="Arial"/>
+        </w:rPr>
         <w:t>„Gemeinschaftliches Testament</w:t>
       </w:r>
     </w:p>
     <w:p>
       <w:pPr>
+        <w:widowControl/>
         <w:jc w:val="left"/>
       </w:pPr>
       <w:r>
+        <w:rPr>
+          <w:rFonts w:ascii="Arial" w:hAnsi="Arial" w:eastAsia="Arial"/>
+        </w:rPr>
         <w:t>Wir, die Eheleute Armin Vogel, geboren am 2.2.1962, und Beate Vogel, geborene Korff, geboren am 18.8.1964, beide wohnhaft in Karlsruhe, setzen uns hiermit gegenseitig zu alleinigen Erben unseres gesamten Vermögens ein.</w:t>
       </w:r>
     </w:p>
     <w:p>
       <w:pPr>
+        <w:widowControl/>
         <w:jc w:val="left"/>
       </w:pPr>
       <w:r>
+        <w:rPr>
+          <w:rFonts w:ascii="Arial" w:hAnsi="Arial" w:eastAsia="Arial"/>
+        </w:rPr>
         <w:t>Nach dem Tod des Längstlebenden von uns sollen unsere Patenkinder und die Kinder unserer Freunde zu gleichen Teilen erben. Wer das im Einzelnen ist, weiß der Längstlebende am besten.</w:t>
       </w:r>
     </w:p>
     <w:p>
       <w:pPr>
+        <w:widowControl/>
         <w:jc w:val="left"/>
       </w:pPr>
       <w:r>
+        <w:rPr>
+          <w:rFonts w:ascii="Arial" w:hAnsi="Arial" w:eastAsia="Arial"/>
+        </w:rPr>
         <w:t>Dieses Testament haben wir gemeinsam besprochen. Es soll gelten, solange wir es nicht gemeinsam ändern.</w:t>
       </w:r>
     </w:p>
     <w:p>
       <w:pPr>
+        <w:widowControl/>
         <w:jc w:val="left"/>
       </w:pPr>
       <w:r>
+        <w:rPr>
+          <w:rFonts w:ascii="Arial" w:hAnsi="Arial" w:eastAsia="Arial"/>
+        </w:rPr>
         <w:t>Karlsruhe, den 3. Oktober 1994</w:t>
       </w:r>
     </w:p>
     <w:p>
       <w:pPr>
+        <w:widowControl/>
         <w:jc w:val="left"/>
       </w:pPr>
       <w:r>
+        <w:rPr>
+          <w:rFonts w:ascii="Arial" w:hAnsi="Arial" w:eastAsia="Arial"/>
+        </w:rPr>
         <w:t>Armin Vogel</w:t>
       </w:r>
     </w:p>
     <w:p>
       <w:pPr>
+        <w:widowControl/>
         <w:jc w:val="left"/>
       </w:pPr>
       <w:r>
+        <w:rPr>
+          <w:rFonts w:ascii="Arial" w:hAnsi="Arial" w:eastAsia="Arial"/>
+        </w:rPr>
         <w:t>Das ist auch mein letzter Wille.</w:t>
       </w:r>
     </w:p>
     <w:p>
       <w:pPr>
+        <w:widowControl/>
         <w:jc w:val="left"/>
       </w:pPr>
       <w:r>
+        <w:rPr>
+          <w:rFonts w:ascii="Arial" w:hAnsi="Arial" w:eastAsia="Arial"/>
+        </w:rPr>
         <w:t>Beate Vogel, geb. Korff"</w:t>
       </w:r>
     </w:p>
-    <w:p/>
+    <w:p>
+      <w:pPr>
+        <w:widowControl/>
+      </w:pPr>
+    </w:p>
     <w:p>
       <w:pPr>
         <w:pStyle w:val="Heading2"/>
+        <w:widowControl/>
       </w:pPr>
       <w:r>
         <w:rPr>
-          <w:rFonts w:ascii="Times New Roman" w:hAnsi="Times New Roman"/>
+          <w:rFonts w:ascii="Arial" w:hAnsi="Arial" w:eastAsia="Arial"/>
         </w:rPr>
         <w:t>Eröffnungsvermerk</w:t>
       </w:r>
     </w:p>
     <w:p>
       <w:pPr>
+        <w:widowControl/>
         <w:jc w:val="left"/>
       </w:pPr>
       <w:r>
+        <w:rPr>
+          <w:rFonts w:ascii="Arial" w:hAnsi="Arial" w:eastAsia="Arial"/>
+        </w:rPr>
         <w:t>Eröffnet durch das Amtsgericht Karlsruhe — Nachlassgericht — am 09.06.2026 in der Nachlasssache Armin Vogel (4 VI 312/26). Die Ehe der Testierenden wurde am 18.06.1998 rechtskräftig geschieden. Ein Widerruf des Testaments ist nicht aktenkundig.</w:t>
       </w:r>
     </w:p>
     <w:p>
       <w:pPr>
         <w:pStyle w:val="Heading2"/>
+        <w:widowControl/>
       </w:pPr>
       <w:r>
         <w:rPr>
-          <w:rFonts w:ascii="Times New Roman" w:hAnsi="Times New Roman"/>
+          <w:rFonts w:ascii="Arial" w:hAnsi="Arial" w:eastAsia="Arial"/>
         </w:rPr>
         <w:t>Kanzleivermerk</w:t>
       </w:r>
     </w:p>
     <w:p>
       <w:pPr>
+        <w:widowControl/>
         <w:jc w:val="left"/>
       </w:pPr>
       <w:r>
+        <w:rPr>
+          <w:rFonts w:ascii="Arial" w:hAnsi="Arial" w:eastAsia="Arial"/>
+        </w:rPr>
         <w:t>Beate Vogel leitet aus der Schlusserbenregelung eine fortbestehende Bindung her und benennt sich zugleich als „Patentante zweier gemeinsamer Patenkinder". Wer mit „unsere Patenkinder und die Kinder unserer Freunde" gemeint ist, ergibt sich aus der Urkunde nicht; eine Liste oder ein Nachtrag wurde nicht abgeliefert.</w:t>
       </w:r>
     </w:p>
+    <w:p>
+      <w:pPr>
+        <w:pStyle w:val="Heading1"/>
+        <w:widowControl/>
+      </w:pPr>
+      <w:r>
+        <w:rPr>
+          <w:rFonts w:ascii="Arial" w:hAnsi="Arial" w:eastAsia="Arial"/>
+        </w:rPr>
+        <w:t>3. Äußerer Zustand und Ablieferung</w:t>
+      </w:r>
+    </w:p>
+    <w:p>
+      <w:pPr>
+        <w:keepLines w:val="0"/>
+        <w:widowControl/>
+      </w:pPr>
+      <w:r>
+        <w:rPr>
+          <w:rFonts w:ascii="Arial" w:hAnsi="Arial" w:eastAsia="Arial"/>
+        </w:rPr>
+        <w:t>Das Blatt weist eine waagerechte Faltung und zwei Lochungen auf. Armins Text ist in dunkelblauer Tinte geschrieben; Beates Bestätigungszeile und Unterschrift sind schwarz. Radierungen, Durchstreichungen oder Zusätze sind nicht sichtbar. Der braune Umschlag trägt vorne die Aufschrift Für uns beide und hinten einen Klebestreifen ohne Siegel.</w:t>
+      </w:r>
+    </w:p>
+    <w:p>
+      <w:pPr>
+        <w:keepLines w:val="0"/>
+        <w:widowControl/>
+      </w:pPr>
+      <w:r>
+        <w:rPr>
+          <w:rFonts w:ascii="Arial" w:hAnsi="Arial" w:eastAsia="Arial"/>
+        </w:rPr>
+        <w:t>Beate übergab den Umschlag am 08.06.2026 um 09:18 Uhr persönlich an Justizbeschäftigte Rehm. Im Annahmeprotokoll ist vermerkt, dass Beate die Urkunde nach eigener Angabe seit 1998 in einem privaten Bankschließfach verwahrte.</w:t>
+      </w:r>
+    </w:p>
     <w:sectPr>
+      <w:headerReference w:type="default" r:id="rId9"/>
+      <w:footerReference w:type="default" r:id="rId10"/>
       <w:pgSz w:w="11906" w:h="16838"/>
-      <w:pgMar w:top="1417" w:right="1417" w:bottom="1417" w:left="1417" w:header="720" w:footer="720" w:gutter="0"/>
+      <w:pgMar w:top="1162" w:right="1219" w:bottom="1162" w:left="1276" w:header="397" w:footer="397" w:gutter="0"/>
       <w:cols w:space="720"/>
       <w:docGrid w:linePitch="360"/>
     </w:sectPr>
   </w:body>
 </w:document>
+</file>
+
+<file path=word/footer1.xml><?xml version="1.0" encoding="utf-8"?>
+<w:ftr xmlns:m="http://schemas.openxmlformats.org/officeDocument/2006/math" xmlns:mc="http://schemas.openxmlformats.org/markup-compatibility/2006" xmlns:mo="http://schemas.microsoft.com/office/mac/office/2008/main" xmlns:mv="urn:schemas-microsoft-com:mac:vml" xmlns:o="urn:schemas-microsoft-com:office:office" xmlns:r="http://schemas.openxmlformats.org/officeDocument/2006/relationships" xmlns:v="urn:schemas-microsoft-com:vml" xmlns:w10="urn:schemas-microsoft-com:office:word" xmlns:w14="http://schemas.microsoft.com/office/word/2010/wordml" xmlns:w="http://schemas.openxmlformats.org/wordprocessingml/2006/main" xmlns:wne="http://schemas.microsoft.com/office/word/2006/wordml" xmlns:wp14="http://schemas.microsoft.com/office/word/2010/wordprocessingDrawing" xmlns:wp="http://schemas.openxmlformats.org/drawingml/2006/wordprocessingDrawing" xmlns:wpc="http://schemas.microsoft.com/office/word/2010/wordprocessingCanvas" xmlns:wpg="http://schemas.microsoft.com/office/word/2010/wordprocessingGroup" xmlns:wpi="http://schemas.microsoft.com/office/word/2010/wordprocessingInk" xmlns:wps="http://schemas.microsoft.com/office/word/2010/wordprocessingShape" mc:Ignorable="w14 wp14">
+  <w:p>
+    <w:pPr>
+      <w:spacing w:before="60"/>
+      <w:jc w:val="center"/>
+    </w:pPr>
+    <w:r>
+      <w:rPr>
+        <w:rFonts w:ascii="Arial" w:hAnsi="Arial"/>
+        <w:color w:val="6B7378"/>
+        <w:sz w:val="12"/>
+      </w:rPr>
+      <w:t>Nachlassgericht | Schlossplatz 23 | 76131 Karlsruhe</w:t>
+    </w:r>
+  </w:p>
+  <w:p>
+    <w:pPr>
+      <w:spacing w:after="0"/>
+      <w:jc w:val="center"/>
+    </w:pPr>
+    <w:r>
+      <w:rPr>
+        <w:color w:val="6B7378"/>
+        <w:sz w:val="14"/>
+      </w:rPr>
+      <w:t xml:space="preserve">Seite </w:t>
+    </w:r>
+    <w:r>
+      <w:rPr>
+        <w:color w:val="6B7378"/>
+        <w:sz w:val="14"/>
+      </w:rPr>
+      <w:fldChar w:fldCharType="begin"/>
+      <w:instrText xml:space="preserve"> PAGE </w:instrText>
+      <w:fldChar w:fldCharType="end"/>
+    </w:r>
+  </w:p>
+</w:ftr>
+</file>
+
+<file path=word/header1.xml><?xml version="1.0" encoding="utf-8"?>
+<w:hdr xmlns:m="http://schemas.openxmlformats.org/officeDocument/2006/math" xmlns:mc="http://schemas.openxmlformats.org/markup-compatibility/2006" xmlns:mo="http://schemas.microsoft.com/office/mac/office/2008/main" xmlns:mv="urn:schemas-microsoft-com:mac:vml" xmlns:o="urn:schemas-microsoft-com:office:office" xmlns:r="http://schemas.openxmlformats.org/officeDocument/2006/relationships" xmlns:v="urn:schemas-microsoft-com:vml" xmlns:w10="urn:schemas-microsoft-com:office:word" xmlns:w14="http://schemas.microsoft.com/office/word/2010/wordml" xmlns:w="http://schemas.openxmlformats.org/wordprocessingml/2006/main" xmlns:wne="http://schemas.microsoft.com/office/word/2006/wordml" xmlns:wp14="http://schemas.microsoft.com/office/word/2010/wordprocessingDrawing" xmlns:wp="http://schemas.openxmlformats.org/drawingml/2006/wordprocessingDrawing" xmlns:wpc="http://schemas.microsoft.com/office/word/2010/wordprocessingCanvas" xmlns:wpg="http://schemas.microsoft.com/office/word/2010/wordprocessingGroup" xmlns:wpi="http://schemas.microsoft.com/office/word/2010/wordprocessingInk" xmlns:wps="http://schemas.microsoft.com/office/word/2010/wordprocessingShape" mc:Ignorable="w14 wp14">
+  <w:p>
+    <w:pPr>
+      <w:pBdr>
+        <w:bottom w:val="single" w:sz="10" w:space="4" w:color="2F6684"/>
+      </w:pBdr>
+    </w:pPr>
+  </w:p>
+  <w:tbl>
+    <w:tblPr>
+      <w:tblW w:type="auto" w:w="0"/>
+      <w:jc w:val="center"/>
+      <w:tblLook w:firstColumn="1" w:firstRow="1" w:lastColumn="0" w:lastRow="0" w:noHBand="0" w:noVBand="1" w:val="04A0"/>
+    </w:tblPr>
+    <w:tblGrid>
+      <w:gridCol w:w="6066"/>
+      <w:gridCol w:w="3345"/>
+    </w:tblGrid>
+    <w:tr>
+      <w:tc>
+        <w:tcPr>
+          <w:tcW w:type="dxa" w:w="4706"/>
+        </w:tcPr>
+        <w:p>
+          <w:pPr>
+            <w:spacing w:after="20"/>
+          </w:pPr>
+          <w:r>
+            <w:rPr>
+              <w:rFonts w:ascii="Arial" w:hAnsi="Arial"/>
+              <w:b/>
+              <w:color w:val="17324D"/>
+              <w:sz w:val="21"/>
+            </w:rPr>
+            <w:t>Amtsgericht Karlsruhe</w:t>
+          </w:r>
+        </w:p>
+        <w:p>
+          <w:pPr>
+            <w:spacing w:after="0"/>
+          </w:pPr>
+          <w:r>
+            <w:rPr>
+              <w:color w:val="6B7378"/>
+              <w:sz w:val="15"/>
+            </w:rPr>
+            <w:t>Nachlassgericht | Schlossplatz 23 | 76131 Karlsruhe</w:t>
+          </w:r>
+        </w:p>
+      </w:tc>
+      <w:tc>
+        <w:tcPr>
+          <w:tcW w:type="dxa" w:w="4706"/>
+        </w:tcPr>
+        <w:p>
+          <w:pPr>
+            <w:spacing w:after="20"/>
+            <w:jc w:val="right"/>
+          </w:pPr>
+          <w:r>
+            <w:rPr>
+              <w:b/>
+              <w:color w:val="17324D"/>
+              <w:sz w:val="18"/>
+            </w:rPr>
+            <w:t>Nachlässe Vogel und Radtke</w:t>
+          </w:r>
+        </w:p>
+        <w:p>
+          <w:pPr>
+            <w:spacing w:after="0"/>
+            <w:jc w:val="right"/>
+          </w:pPr>
+          <w:r>
+            <w:rPr>
+              <w:color w:val="6B7378"/>
+              <w:sz w:val="15"/>
+            </w:rPr>
+            <w:t>Aktenzeichen HB-226/26</w:t>
+          </w:r>
+        </w:p>
+      </w:tc>
+    </w:tr>
+  </w:tbl>
+</w:hdr>
 </file>
 
 <file path=word/numbering.xml><?xml version="1.0" encoding="utf-8"?>
@@ -498,9 +720,12 @@
     <w:name w:val="Normal"/>
     <w:qFormat/>
     <w:rsid w:val="00FC693F"/>
+    <w:pPr>
+      <w:spacing w:after="100" w:line="269" w:lineRule="auto"/>
+    </w:pPr>
     <w:rPr>
-      <w:rFonts w:ascii="Times New Roman" w:hAnsi="Times New Roman"/>
-      <w:sz w:val="22"/>
+      <w:rFonts w:ascii="Arial" w:hAnsi="Arial" w:eastAsia="Arial"/>
+      <w:sz w:val="21"/>
     </w:rPr>
   </w:style>
   <w:style w:type="paragraph" w:styleId="Header">
@@ -558,14 +783,15 @@
     <w:pPr>
       <w:keepNext/>
       <w:keepLines/>
-      <w:spacing w:before="480" w:after="0"/>
+      <w:spacing w:before="240" w:after="100"/>
       <w:outlineLvl w:val="0"/>
     </w:pPr>
     <w:rPr>
-      <w:rFonts w:asciiTheme="majorHAnsi" w:eastAsiaTheme="majorEastAsia" w:hAnsiTheme="majorHAnsi" w:cstheme="majorBidi" w:ascii="Times New Roman" w:hAnsi="Times New Roman"/>
+      <w:rFonts w:asciiTheme="majorHAnsi" w:eastAsiaTheme="majorEastAsia" w:hAnsiTheme="majorHAnsi" w:cstheme="majorBidi" w:ascii="Arial" w:hAnsi="Arial" w:eastAsia="Arial"/>
       <w:b/>
       <w:bCs/>
-      <w:sz w:val="28"/>
+      <w:color w:val="17324D"/>
+      <w:sz w:val="26"/>
       <w:szCs w:val="28"/>
     </w:rPr>
   </w:style>
@@ -581,14 +807,15 @@
     <w:pPr>
       <w:keepNext/>
       <w:keepLines/>
-      <w:spacing w:before="200" w:after="0"/>
+      <w:spacing w:before="180" w:after="80"/>
       <w:outlineLvl w:val="1"/>
     </w:pPr>
     <w:rPr>
-      <w:rFonts w:asciiTheme="majorHAnsi" w:eastAsiaTheme="majorEastAsia" w:hAnsiTheme="majorHAnsi" w:cstheme="majorBidi" w:ascii="Times New Roman" w:hAnsi="Times New Roman"/>
+      <w:rFonts w:asciiTheme="majorHAnsi" w:eastAsiaTheme="majorEastAsia" w:hAnsiTheme="majorHAnsi" w:cstheme="majorBidi" w:ascii="Arial" w:hAnsi="Arial" w:eastAsia="Arial"/>
       <w:b/>
       <w:bCs/>
-      <w:sz w:val="24"/>
+      <w:color w:val="2F6684"/>
+      <w:sz w:val="23"/>
       <w:szCs w:val="26"/>
     </w:rPr>
   </w:style>
@@ -604,14 +831,15 @@
     <w:pPr>
       <w:keepNext/>
       <w:keepLines/>
-      <w:spacing w:before="200" w:after="0"/>
+      <w:spacing w:before="140" w:after="60"/>
       <w:outlineLvl w:val="2"/>
     </w:pPr>
     <w:rPr>
-      <w:rFonts w:asciiTheme="majorHAnsi" w:eastAsiaTheme="majorEastAsia" w:hAnsiTheme="majorHAnsi" w:cstheme="majorBidi" w:ascii="Times New Roman" w:hAnsi="Times New Roman"/>
+      <w:rFonts w:asciiTheme="majorHAnsi" w:eastAsiaTheme="majorEastAsia" w:hAnsiTheme="majorHAnsi" w:cstheme="majorBidi" w:ascii="Arial" w:hAnsi="Arial" w:eastAsia="Arial"/>
       <w:b/>
       <w:bCs/>
-      <w:sz w:val="22"/>
+      <w:color w:val="17324D"/>
+      <w:sz w:val="21"/>
     </w:rPr>
   </w:style>
   <w:style w:type="paragraph" w:styleId="Heading4">
@@ -842,18 +1070,20 @@
     <w:qFormat/>
     <w:rsid w:val="00FC693F"/>
     <w:pPr>
+      <w:keepNext/>
       <w:pBdr>
         <w:bottom w:val="single" w:sz="8" w:space="4" w:color="4F81BD" w:themeColor="accent1"/>
       </w:pBdr>
-      <w:spacing w:after="300" w:line="240" w:lineRule="auto"/>
+      <w:spacing w:after="200" w:line="240" w:lineRule="auto" w:before="0"/>
       <w:contextualSpacing/>
     </w:pPr>
     <w:rPr>
-      <w:rFonts w:asciiTheme="majorHAnsi" w:eastAsiaTheme="majorEastAsia" w:hAnsiTheme="majorHAnsi" w:cstheme="majorBidi"/>
-      <w:color w:val="17365D" w:themeColor="text2" w:themeShade="BF"/>
+      <w:rFonts w:asciiTheme="majorHAnsi" w:eastAsiaTheme="majorEastAsia" w:hAnsiTheme="majorHAnsi" w:cstheme="majorBidi" w:ascii="Arial" w:hAnsi="Arial" w:eastAsia="Arial"/>
+      <w:b/>
+      <w:color w:val="17324D"/>
       <w:spacing w:val="5"/>
       <w:kern w:val="28"/>
-      <w:sz w:val="52"/>
+      <w:sz w:val="34"/>
       <w:szCs w:val="52"/>
     </w:rPr>
   </w:style>
